--- a/applications/SHIELD/Documentation/Doxy/doxy-interventions-option1.docx
+++ b/applications/SHIELD/Documentation/Doxy/doxy-interventions-option1.docx
@@ -16,6 +16,12 @@
         <w:t>bend the syphilis curve?</w:t>
       </w:r>
     </w:p>
+    <w:p>
+      <w:r>
+        <w:t>Methods: SHIELD is a compartment of syphilis epidemic in the US. The model has been calibrated to 10 hybrid than MSAs.</w:t>
+      </w:r>
+    </w:p>
+    <w:p/>
     <w:p>
       <w:pPr>
         <w:rPr>
@@ -859,6 +865,7 @@
                 <w:i/>
                 <w:iCs/>
               </w:rPr>
+              <w:lastRenderedPageBreak/>
               <w:t>Q4</w:t>
             </w:r>
           </w:p>
@@ -973,15 +980,7 @@
                 <w:i/>
                 <w:iCs/>
               </w:rPr>
-              <w:t xml:space="preserve">Optimistic corner only (~3 runs per MSA): C = 1.0, e at the upper efficacy bound, imposed instantaneously in 2022. Extend the horizon well past 2050 and record the first year MSM incidence falls below the elimination </w:t>
-            </w:r>
-            <w:r>
-              <w:rPr>
-                <w:i/>
-                <w:iCs/>
-              </w:rPr>
-              <w:lastRenderedPageBreak/>
-              <w:t>threshold and stays there. Report separately for MSM and non-MSM. Where the threshold is never crossed, report the asymptotic incidence floor instead — that floor identifies what sustains transmission (importation, bridging, or latent-stage duration).</w:t>
+              <w:t>Optimistic corner only (~3 runs per MSA): C = 1.0, e at the upper efficacy bound, imposed instantaneously in 2022. Extend the horizon well past 2050 and record the first year MSM incidence falls below the elimination threshold and stays there. Report separately for MSM and non-MSM. Where the threshold is never crossed, report the asymptotic incidence floor instead — that floor identifies what sustains transmission (importation, bridging, or latent-stage duration).</w:t>
             </w:r>
           </w:p>
         </w:tc>
